--- a/delivery/03-finals-technical-report.docx
+++ b/delivery/03-finals-technical-report.docx
@@ -29,7 +29,7 @@
         <w:spacing w:after="160" w:line="300" w:lineRule="auto"/>
       </w:pPr>
       <w:r>
-        <w:t>决赛深化技术文档（准备稿）</w:t>
+        <w:t>决赛深化技术文档 准备稿</w:t>
       </w:r>
     </w:p>
     <w:p>
@@ -84,12 +84,21 @@
       <w:tblPr>
         <w:tblStyle w:val="LightShading-Accent1"/>
         <w:tblW w:type="auto" w:w="0"/>
+        <w:tblLayout w:type="fixed"/>
         <w:tblLook w:firstColumn="1" w:firstRow="1" w:lastColumn="0" w:lastRow="0" w:noHBand="0" w:noVBand="1" w:val="04A0"/>
+        <w:tblBorders>
+          <w:top w:val="single" w:sz="4" w:color="D9D9D9"/>
+          <w:left w:val="single" w:sz="4" w:color="D9D9D9"/>
+          <w:bottom w:val="single" w:sz="4" w:color="D9D9D9"/>
+          <w:right w:val="single" w:sz="4" w:color="D9D9D9"/>
+          <w:insideH w:val="single" w:sz="4" w:color="D9D9D9"/>
+          <w:insideV w:val="single" w:sz="4" w:color="D9D9D9"/>
+        </w:tblBorders>
       </w:tblPr>
       <w:tblGrid>
-        <w:gridCol w:w="3213"/>
-        <w:gridCol w:w="3213"/>
-        <w:gridCol w:w="3213"/>
+        <w:gridCol w:w="2154"/>
+        <w:gridCol w:w="3118"/>
+        <w:gridCol w:w="4365"/>
       </w:tblGrid>
       <w:tr>
         <w:trPr>
@@ -98,14 +107,24 @@
         </w:trPr>
         <w:tc>
           <w:tcPr>
-            <w:tcW w:type="dxa" w:w="3213"/>
+            <w:tcW w:type="dxa" w:w="2154"/>
+            <w:vAlign w:val="center"/>
+            <w:shd w:fill="172A3A"/>
+            <w:tcMar>
+              <w:top w:w="100" w:type="dxa"/>
+              <w:bottom w:w="100" w:type="dxa"/>
+              <w:left w:w="120" w:type="dxa"/>
+              <w:right w:w="120" w:type="dxa"/>
+            </w:tcMar>
           </w:tcPr>
           <w:p>
             <w:pPr>
+              <w:keepNext/>
               <w:spacing w:after="100" w:line="264" w:lineRule="auto"/>
             </w:pPr>
             <w:r>
               <w:rPr>
+                <w:color w:val="FFFFFF"/>
                 <w:sz w:val="18"/>
               </w:rPr>
               <w:t>等级</w:t>
@@ -114,14 +133,24 @@
         </w:tc>
         <w:tc>
           <w:tcPr>
-            <w:tcW w:type="dxa" w:w="3213"/>
+            <w:tcW w:type="dxa" w:w="3118"/>
+            <w:vAlign w:val="center"/>
+            <w:shd w:fill="172A3A"/>
+            <w:tcMar>
+              <w:top w:w="100" w:type="dxa"/>
+              <w:bottom w:w="100" w:type="dxa"/>
+              <w:left w:w="120" w:type="dxa"/>
+              <w:right w:w="120" w:type="dxa"/>
+            </w:tcMar>
           </w:tcPr>
           <w:p>
             <w:pPr>
+              <w:keepNext/>
               <w:spacing w:after="100" w:line="264" w:lineRule="auto"/>
             </w:pPr>
             <w:r>
               <w:rPr>
+                <w:color w:val="FFFFFF"/>
                 <w:sz w:val="18"/>
               </w:rPr>
               <w:t>定义</w:t>
@@ -130,14 +159,24 @@
         </w:tc>
         <w:tc>
           <w:tcPr>
-            <w:tcW w:type="dxa" w:w="3213"/>
+            <w:tcW w:type="dxa" w:w="4365"/>
+            <w:vAlign w:val="center"/>
+            <w:shd w:fill="172A3A"/>
+            <w:tcMar>
+              <w:top w:w="100" w:type="dxa"/>
+              <w:bottom w:w="100" w:type="dxa"/>
+              <w:left w:w="120" w:type="dxa"/>
+              <w:right w:w="120" w:type="dxa"/>
+            </w:tcMar>
           </w:tcPr>
           <w:p>
             <w:pPr>
+              <w:keepNext/>
               <w:spacing w:after="100" w:line="264" w:lineRule="auto"/>
             </w:pPr>
             <w:r>
               <w:rPr>
+                <w:color w:val="FFFFFF"/>
                 <w:sz w:val="18"/>
               </w:rPr>
               <w:t>当前情况</w:t>
@@ -151,7 +190,15 @@
         </w:trPr>
         <w:tc>
           <w:tcPr>
-            <w:tcW w:type="dxa" w:w="3213"/>
+            <w:tcW w:type="dxa" w:w="2154"/>
+            <w:vAlign w:val="center"/>
+            <w:shd w:fill="F3F6F8"/>
+            <w:tcMar>
+              <w:top w:w="100" w:type="dxa"/>
+              <w:bottom w:w="100" w:type="dxa"/>
+              <w:left w:w="120" w:type="dxa"/>
+              <w:right w:w="120" w:type="dxa"/>
+            </w:tcMar>
           </w:tcPr>
           <w:p>
             <w:pPr>
@@ -159,6 +206,7 @@
             </w:pPr>
             <w:r>
               <w:rPr>
+                <w:color w:val="000000"/>
                 <w:sz w:val="18"/>
               </w:rPr>
               <w:t>实现</w:t>
@@ -167,7 +215,15 @@
         </w:tc>
         <w:tc>
           <w:tcPr>
-            <w:tcW w:type="dxa" w:w="3213"/>
+            <w:tcW w:type="dxa" w:w="3118"/>
+            <w:vAlign w:val="center"/>
+            <w:shd w:fill="F3F6F8"/>
+            <w:tcMar>
+              <w:top w:w="100" w:type="dxa"/>
+              <w:bottom w:w="100" w:type="dxa"/>
+              <w:left w:w="120" w:type="dxa"/>
+              <w:right w:w="120" w:type="dxa"/>
+            </w:tcMar>
           </w:tcPr>
           <w:p>
             <w:pPr>
@@ -175,6 +231,7 @@
             </w:pPr>
             <w:r>
               <w:rPr>
+                <w:color w:val="000000"/>
                 <w:sz w:val="18"/>
               </w:rPr>
               <w:t>源码存在且通过契约回归</w:t>
@@ -183,7 +240,15 @@
         </w:tc>
         <w:tc>
           <w:tcPr>
-            <w:tcW w:type="dxa" w:w="3213"/>
+            <w:tcW w:type="dxa" w:w="4365"/>
+            <w:vAlign w:val="center"/>
+            <w:shd w:fill="F3F6F8"/>
+            <w:tcMar>
+              <w:top w:w="100" w:type="dxa"/>
+              <w:bottom w:w="100" w:type="dxa"/>
+              <w:left w:w="120" w:type="dxa"/>
+              <w:right w:w="120" w:type="dxa"/>
+            </w:tcMar>
           </w:tcPr>
           <w:p>
             <w:pPr>
@@ -191,6 +256,7 @@
             </w:pPr>
             <w:r>
               <w:rPr>
+                <w:color w:val="000000"/>
                 <w:sz w:val="18"/>
               </w:rPr>
               <w:t>九类中级能力与融合执行器</w:t>
@@ -204,7 +270,15 @@
         </w:trPr>
         <w:tc>
           <w:tcPr>
-            <w:tcW w:type="dxa" w:w="3213"/>
+            <w:tcW w:type="dxa" w:w="2154"/>
+            <w:vAlign w:val="center"/>
+            <w:shd w:fill="FFFFFF"/>
+            <w:tcMar>
+              <w:top w:w="100" w:type="dxa"/>
+              <w:bottom w:w="100" w:type="dxa"/>
+              <w:left w:w="120" w:type="dxa"/>
+              <w:right w:w="120" w:type="dxa"/>
+            </w:tcMar>
           </w:tcPr>
           <w:p>
             <w:pPr>
@@ -212,6 +286,7 @@
             </w:pPr>
             <w:r>
               <w:rPr>
+                <w:color w:val="000000"/>
                 <w:sz w:val="18"/>
               </w:rPr>
               <w:t>开发验收</w:t>
@@ -220,7 +295,15 @@
         </w:tc>
         <w:tc>
           <w:tcPr>
-            <w:tcW w:type="dxa" w:w="3213"/>
+            <w:tcW w:type="dxa" w:w="3118"/>
+            <w:vAlign w:val="center"/>
+            <w:shd w:fill="FFFFFF"/>
+            <w:tcMar>
+              <w:top w:w="100" w:type="dxa"/>
+              <w:bottom w:w="100" w:type="dxa"/>
+              <w:left w:w="120" w:type="dxa"/>
+              <w:right w:w="120" w:type="dxa"/>
+            </w:tcMar>
           </w:tcPr>
           <w:p>
             <w:pPr>
@@ -228,6 +311,7 @@
             </w:pPr>
             <w:r>
               <w:rPr>
+                <w:color w:val="000000"/>
                 <w:sz w:val="18"/>
               </w:rPr>
               <w:t>已知输入与金标实测</w:t>
@@ -236,7 +320,15 @@
         </w:tc>
         <w:tc>
           <w:tcPr>
-            <w:tcW w:type="dxa" w:w="3213"/>
+            <w:tcW w:type="dxa" w:w="4365"/>
+            <w:vAlign w:val="center"/>
+            <w:shd w:fill="FFFFFF"/>
+            <w:tcMar>
+              <w:top w:w="100" w:type="dxa"/>
+              <w:bottom w:w="100" w:type="dxa"/>
+              <w:left w:w="120" w:type="dxa"/>
+              <w:right w:w="120" w:type="dxa"/>
+            </w:tcMar>
           </w:tcPr>
           <w:p>
             <w:pPr>
@@ -244,6 +336,7 @@
             </w:pPr>
             <w:r>
               <w:rPr>
+                <w:color w:val="000000"/>
                 <w:sz w:val="18"/>
               </w:rPr>
               <w:t>SQL、QA、融合、Chinook与扰动</w:t>
@@ -257,7 +350,15 @@
         </w:trPr>
         <w:tc>
           <w:tcPr>
-            <w:tcW w:type="dxa" w:w="3213"/>
+            <w:tcW w:type="dxa" w:w="2154"/>
+            <w:vAlign w:val="center"/>
+            <w:shd w:fill="F3F6F8"/>
+            <w:tcMar>
+              <w:top w:w="100" w:type="dxa"/>
+              <w:bottom w:w="100" w:type="dxa"/>
+              <w:left w:w="120" w:type="dxa"/>
+              <w:right w:w="120" w:type="dxa"/>
+            </w:tcMar>
           </w:tcPr>
           <w:p>
             <w:pPr>
@@ -265,6 +366,7 @@
             </w:pPr>
             <w:r>
               <w:rPr>
+                <w:color w:val="000000"/>
                 <w:sz w:val="18"/>
               </w:rPr>
               <w:t>独立效果</w:t>
@@ -273,7 +375,15 @@
         </w:tc>
         <w:tc>
           <w:tcPr>
-            <w:tcW w:type="dxa" w:w="3213"/>
+            <w:tcW w:type="dxa" w:w="3118"/>
+            <w:vAlign w:val="center"/>
+            <w:shd w:fill="F3F6F8"/>
+            <w:tcMar>
+              <w:top w:w="100" w:type="dxa"/>
+              <w:bottom w:w="100" w:type="dxa"/>
+              <w:left w:w="120" w:type="dxa"/>
+              <w:right w:w="120" w:type="dxa"/>
+            </w:tcMar>
           </w:tcPr>
           <w:p>
             <w:pPr>
@@ -281,6 +391,7 @@
             </w:pPr>
             <w:r>
               <w:rPr>
+                <w:color w:val="000000"/>
                 <w:sz w:val="18"/>
               </w:rPr>
               <w:t>保留题或公开标准协议</w:t>
@@ -289,7 +400,15 @@
         </w:tc>
         <w:tc>
           <w:tcPr>
-            <w:tcW w:type="dxa" w:w="3213"/>
+            <w:tcW w:type="dxa" w:w="4365"/>
+            <w:vAlign w:val="center"/>
+            <w:shd w:fill="F3F6F8"/>
+            <w:tcMar>
+              <w:top w:w="100" w:type="dxa"/>
+              <w:bottom w:w="100" w:type="dxa"/>
+              <w:left w:w="120" w:type="dxa"/>
+              <w:right w:w="120" w:type="dxa"/>
+            </w:tcMar>
           </w:tcPr>
           <w:p>
             <w:pPr>
@@ -297,6 +416,7 @@
             </w:pPr>
             <w:r>
               <w:rPr>
+                <w:color w:val="000000"/>
                 <w:sz w:val="18"/>
               </w:rPr>
               <w:t>尚未提供完整成绩</w:t>
@@ -310,7 +430,15 @@
         </w:trPr>
         <w:tc>
           <w:tcPr>
-            <w:tcW w:type="dxa" w:w="3213"/>
+            <w:tcW w:type="dxa" w:w="2154"/>
+            <w:vAlign w:val="center"/>
+            <w:shd w:fill="FFFFFF"/>
+            <w:tcMar>
+              <w:top w:w="100" w:type="dxa"/>
+              <w:bottom w:w="100" w:type="dxa"/>
+              <w:left w:w="120" w:type="dxa"/>
+              <w:right w:w="120" w:type="dxa"/>
+            </w:tcMar>
           </w:tcPr>
           <w:p>
             <w:pPr>
@@ -318,6 +446,7 @@
             </w:pPr>
             <w:r>
               <w:rPr>
+                <w:color w:val="000000"/>
                 <w:sz w:val="18"/>
               </w:rPr>
               <w:t>真实模型</w:t>
@@ -326,7 +455,15 @@
         </w:tc>
         <w:tc>
           <w:tcPr>
-            <w:tcW w:type="dxa" w:w="3213"/>
+            <w:tcW w:type="dxa" w:w="3118"/>
+            <w:vAlign w:val="center"/>
+            <w:shd w:fill="FFFFFF"/>
+            <w:tcMar>
+              <w:top w:w="100" w:type="dxa"/>
+              <w:bottom w:w="100" w:type="dxa"/>
+              <w:left w:w="120" w:type="dxa"/>
+              <w:right w:w="120" w:type="dxa"/>
+            </w:tcMar>
           </w:tcPr>
           <w:p>
             <w:pPr>
@@ -334,6 +471,7 @@
             </w:pPr>
             <w:r>
               <w:rPr>
+                <w:color w:val="000000"/>
                 <w:sz w:val="18"/>
               </w:rPr>
               <w:t>指定接口成功且无回退</w:t>
@@ -342,7 +480,15 @@
         </w:tc>
         <w:tc>
           <w:tcPr>
-            <w:tcW w:type="dxa" w:w="3213"/>
+            <w:tcW w:type="dxa" w:w="4365"/>
+            <w:vAlign w:val="center"/>
+            <w:shd w:fill="FFFFFF"/>
+            <w:tcMar>
+              <w:top w:w="100" w:type="dxa"/>
+              <w:bottom w:w="100" w:type="dxa"/>
+              <w:left w:w="120" w:type="dxa"/>
+              <w:right w:w="120" w:type="dxa"/>
+            </w:tcMar>
           </w:tcPr>
           <w:p>
             <w:pPr>
@@ -350,6 +496,7 @@
             </w:pPr>
             <w:r>
               <w:rPr>
+                <w:color w:val="000000"/>
                 <w:sz w:val="18"/>
               </w:rPr>
               <w:t>gpt-6-luna鉴权401</w:t>
@@ -380,7 +527,7 @@
         <w:spacing w:after="160" w:line="300" w:lineRule="auto"/>
       </w:pPr>
       <w:r>
-        <w:t>至少五种跨源任务从SQL、PDF/DOCX公式、XLSX参数、政策版本与图片通知组合。现场用工具链trace证明前步输出真正影响后步，而不是把几段答案事后拼接。</w:t>
+        <w:t>五种已通过的跨源流程包含文档公式+SQL客单价、PDF+SQL+Excel预测、Excel地区→SQL、SQL排名→文档冠军经验和文档检索+Excel阈值。政策版本比较是额外边界案例。trace核对前步结果对后步的实际影响。</w:t>
       </w:r>
     </w:p>
     <w:p>
@@ -438,19 +585,28 @@
         <w:spacing w:after="160" w:line="300" w:lineRule="auto"/>
       </w:pPr>
       <w:r>
-        <w:t>可靠性深化：拒绝也是正确行为</w:t>
+        <w:t>可靠性深化 拒绝也是正确行为</w:t>
       </w:r>
     </w:p>
     <w:tbl>
       <w:tblPr>
         <w:tblStyle w:val="LightShading-Accent1"/>
         <w:tblW w:type="auto" w:w="0"/>
+        <w:tblLayout w:type="fixed"/>
         <w:tblLook w:firstColumn="1" w:firstRow="1" w:lastColumn="0" w:lastRow="0" w:noHBand="0" w:noVBand="1" w:val="04A0"/>
+        <w:tblBorders>
+          <w:top w:val="single" w:sz="4" w:color="D9D9D9"/>
+          <w:left w:val="single" w:sz="4" w:color="D9D9D9"/>
+          <w:bottom w:val="single" w:sz="4" w:color="D9D9D9"/>
+          <w:right w:val="single" w:sz="4" w:color="D9D9D9"/>
+          <w:insideH w:val="single" w:sz="4" w:color="D9D9D9"/>
+          <w:insideV w:val="single" w:sz="4" w:color="D9D9D9"/>
+        </w:tblBorders>
       </w:tblPr>
       <w:tblGrid>
-        <w:gridCol w:w="3213"/>
-        <w:gridCol w:w="3213"/>
-        <w:gridCol w:w="3213"/>
+        <w:gridCol w:w="2154"/>
+        <w:gridCol w:w="3118"/>
+        <w:gridCol w:w="4365"/>
       </w:tblGrid>
       <w:tr>
         <w:trPr>
@@ -459,14 +615,24 @@
         </w:trPr>
         <w:tc>
           <w:tcPr>
-            <w:tcW w:type="dxa" w:w="3213"/>
+            <w:tcW w:type="dxa" w:w="2154"/>
+            <w:vAlign w:val="center"/>
+            <w:shd w:fill="172A3A"/>
+            <w:tcMar>
+              <w:top w:w="100" w:type="dxa"/>
+              <w:bottom w:w="100" w:type="dxa"/>
+              <w:left w:w="120" w:type="dxa"/>
+              <w:right w:w="120" w:type="dxa"/>
+            </w:tcMar>
           </w:tcPr>
           <w:p>
             <w:pPr>
+              <w:keepNext/>
               <w:spacing w:after="100" w:line="264" w:lineRule="auto"/>
             </w:pPr>
             <w:r>
               <w:rPr>
+                <w:color w:val="FFFFFF"/>
                 <w:sz w:val="18"/>
               </w:rPr>
               <w:t>故障</w:t>
@@ -475,14 +641,24 @@
         </w:tc>
         <w:tc>
           <w:tcPr>
-            <w:tcW w:type="dxa" w:w="3213"/>
+            <w:tcW w:type="dxa" w:w="3118"/>
+            <w:vAlign w:val="center"/>
+            <w:shd w:fill="172A3A"/>
+            <w:tcMar>
+              <w:top w:w="100" w:type="dxa"/>
+              <w:bottom w:w="100" w:type="dxa"/>
+              <w:left w:w="120" w:type="dxa"/>
+              <w:right w:w="120" w:type="dxa"/>
+            </w:tcMar>
           </w:tcPr>
           <w:p>
             <w:pPr>
+              <w:keepNext/>
               <w:spacing w:after="100" w:line="264" w:lineRule="auto"/>
             </w:pPr>
             <w:r>
               <w:rPr>
+                <w:color w:val="FFFFFF"/>
                 <w:sz w:val="18"/>
               </w:rPr>
               <w:t>期望行为</w:t>
@@ -491,14 +667,24 @@
         </w:tc>
         <w:tc>
           <w:tcPr>
-            <w:tcW w:type="dxa" w:w="3213"/>
+            <w:tcW w:type="dxa" w:w="4365"/>
+            <w:vAlign w:val="center"/>
+            <w:shd w:fill="172A3A"/>
+            <w:tcMar>
+              <w:top w:w="100" w:type="dxa"/>
+              <w:bottom w:w="100" w:type="dxa"/>
+              <w:left w:w="120" w:type="dxa"/>
+              <w:right w:w="120" w:type="dxa"/>
+            </w:tcMar>
           </w:tcPr>
           <w:p>
             <w:pPr>
+              <w:keepNext/>
               <w:spacing w:after="100" w:line="264" w:lineRule="auto"/>
             </w:pPr>
             <w:r>
               <w:rPr>
+                <w:color w:val="FFFFFF"/>
                 <w:sz w:val="18"/>
               </w:rPr>
               <w:t>证据</w:t>
@@ -512,7 +698,15 @@
         </w:trPr>
         <w:tc>
           <w:tcPr>
-            <w:tcW w:type="dxa" w:w="3213"/>
+            <w:tcW w:type="dxa" w:w="2154"/>
+            <w:vAlign w:val="center"/>
+            <w:shd w:fill="F3F6F8"/>
+            <w:tcMar>
+              <w:top w:w="100" w:type="dxa"/>
+              <w:bottom w:w="100" w:type="dxa"/>
+              <w:left w:w="120" w:type="dxa"/>
+              <w:right w:w="120" w:type="dxa"/>
+            </w:tcMar>
           </w:tcPr>
           <w:p>
             <w:pPr>
@@ -520,6 +714,7 @@
             </w:pPr>
             <w:r>
               <w:rPr>
+                <w:color w:val="000000"/>
                 <w:sz w:val="18"/>
               </w:rPr>
               <w:t>未知实体编号</w:t>
@@ -528,7 +723,15 @@
         </w:tc>
         <w:tc>
           <w:tcPr>
-            <w:tcW w:type="dxa" w:w="3213"/>
+            <w:tcW w:type="dxa" w:w="3118"/>
+            <w:vAlign w:val="center"/>
+            <w:shd w:fill="F3F6F8"/>
+            <w:tcMar>
+              <w:top w:w="100" w:type="dxa"/>
+              <w:bottom w:w="100" w:type="dxa"/>
+              <w:left w:w="120" w:type="dxa"/>
+              <w:right w:w="120" w:type="dxa"/>
+            </w:tcMar>
           </w:tcPr>
           <w:p>
             <w:pPr>
@@ -536,6 +739,7 @@
             </w:pPr>
             <w:r>
               <w:rPr>
+                <w:color w:val="000000"/>
                 <w:sz w:val="18"/>
               </w:rPr>
               <w:t>无证据，不用近似编号</w:t>
@@ -544,7 +748,15 @@
         </w:tc>
         <w:tc>
           <w:tcPr>
-            <w:tcW w:type="dxa" w:w="3213"/>
+            <w:tcW w:type="dxa" w:w="4365"/>
+            <w:vAlign w:val="center"/>
+            <w:shd w:fill="F3F6F8"/>
+            <w:tcMar>
+              <w:top w:w="100" w:type="dxa"/>
+              <w:bottom w:w="100" w:type="dxa"/>
+              <w:left w:w="120" w:type="dxa"/>
+              <w:right w:w="120" w:type="dxa"/>
+            </w:tcMar>
           </w:tcPr>
           <w:p>
             <w:pPr>
@@ -552,6 +764,7 @@
             </w:pPr>
             <w:r>
               <w:rPr>
+                <w:color w:val="000000"/>
                 <w:sz w:val="18"/>
               </w:rPr>
               <w:t>编号边界回归</w:t>
@@ -565,7 +778,15 @@
         </w:trPr>
         <w:tc>
           <w:tcPr>
-            <w:tcW w:type="dxa" w:w="3213"/>
+            <w:tcW w:type="dxa" w:w="2154"/>
+            <w:vAlign w:val="center"/>
+            <w:shd w:fill="FFFFFF"/>
+            <w:tcMar>
+              <w:top w:w="100" w:type="dxa"/>
+              <w:bottom w:w="100" w:type="dxa"/>
+              <w:left w:w="120" w:type="dxa"/>
+              <w:right w:w="120" w:type="dxa"/>
+            </w:tcMar>
           </w:tcPr>
           <w:p>
             <w:pPr>
@@ -573,6 +794,7 @@
             </w:pPr>
             <w:r>
               <w:rPr>
+                <w:color w:val="000000"/>
                 <w:sz w:val="18"/>
               </w:rPr>
               <w:t>参数缺失/零分母</w:t>
@@ -581,7 +803,15 @@
         </w:tc>
         <w:tc>
           <w:tcPr>
-            <w:tcW w:type="dxa" w:w="3213"/>
+            <w:tcW w:type="dxa" w:w="3118"/>
+            <w:vAlign w:val="center"/>
+            <w:shd w:fill="FFFFFF"/>
+            <w:tcMar>
+              <w:top w:w="100" w:type="dxa"/>
+              <w:bottom w:w="100" w:type="dxa"/>
+              <w:left w:w="120" w:type="dxa"/>
+              <w:right w:w="120" w:type="dxa"/>
+            </w:tcMar>
           </w:tcPr>
           <w:p>
             <w:pPr>
@@ -589,6 +819,7 @@
             </w:pPr>
             <w:r>
               <w:rPr>
+                <w:color w:val="000000"/>
                 <w:sz w:val="18"/>
               </w:rPr>
               <w:t>不输出最终数值</w:t>
@@ -597,7 +828,15 @@
         </w:tc>
         <w:tc>
           <w:tcPr>
-            <w:tcW w:type="dxa" w:w="3213"/>
+            <w:tcW w:type="dxa" w:w="4365"/>
+            <w:vAlign w:val="center"/>
+            <w:shd w:fill="FFFFFF"/>
+            <w:tcMar>
+              <w:top w:w="100" w:type="dxa"/>
+              <w:bottom w:w="100" w:type="dxa"/>
+              <w:left w:w="120" w:type="dxa"/>
+              <w:right w:w="120" w:type="dxa"/>
+            </w:tcMar>
           </w:tcPr>
           <w:p>
             <w:pPr>
@@ -605,6 +844,7 @@
             </w:pPr>
             <w:r>
               <w:rPr>
+                <w:color w:val="000000"/>
                 <w:sz w:val="18"/>
               </w:rPr>
               <w:t>DAG与AST测试</w:t>
@@ -618,7 +858,15 @@
         </w:trPr>
         <w:tc>
           <w:tcPr>
-            <w:tcW w:type="dxa" w:w="3213"/>
+            <w:tcW w:type="dxa" w:w="2154"/>
+            <w:vAlign w:val="center"/>
+            <w:shd w:fill="F3F6F8"/>
+            <w:tcMar>
+              <w:top w:w="100" w:type="dxa"/>
+              <w:bottom w:w="100" w:type="dxa"/>
+              <w:left w:w="120" w:type="dxa"/>
+              <w:right w:w="120" w:type="dxa"/>
+            </w:tcMar>
           </w:tcPr>
           <w:p>
             <w:pPr>
@@ -626,6 +874,7 @@
             </w:pPr>
             <w:r>
               <w:rPr>
+                <w:color w:val="000000"/>
                 <w:sz w:val="18"/>
               </w:rPr>
               <w:t>JOIN粒度不符</w:t>
@@ -634,7 +883,15 @@
         </w:tc>
         <w:tc>
           <w:tcPr>
-            <w:tcW w:type="dxa" w:w="3213"/>
+            <w:tcW w:type="dxa" w:w="3118"/>
+            <w:vAlign w:val="center"/>
+            <w:shd w:fill="F3F6F8"/>
+            <w:tcMar>
+              <w:top w:w="100" w:type="dxa"/>
+              <w:bottom w:w="100" w:type="dxa"/>
+              <w:left w:w="120" w:type="dxa"/>
+              <w:right w:w="120" w:type="dxa"/>
+            </w:tcMar>
           </w:tcPr>
           <w:p>
             <w:pPr>
@@ -642,6 +899,7 @@
             </w:pPr>
             <w:r>
               <w:rPr>
+                <w:color w:val="000000"/>
                 <w:sz w:val="18"/>
               </w:rPr>
               <w:t>澄清或拒绝</w:t>
@@ -650,7 +908,15 @@
         </w:tc>
         <w:tc>
           <w:tcPr>
-            <w:tcW w:type="dxa" w:w="3213"/>
+            <w:tcW w:type="dxa" w:w="4365"/>
+            <w:vAlign w:val="center"/>
+            <w:shd w:fill="F3F6F8"/>
+            <w:tcMar>
+              <w:top w:w="100" w:type="dxa"/>
+              <w:bottom w:w="100" w:type="dxa"/>
+              <w:left w:w="120" w:type="dxa"/>
+              <w:right w:w="120" w:type="dxa"/>
+            </w:tcMar>
           </w:tcPr>
           <w:p>
             <w:pPr>
@@ -658,6 +924,7 @@
             </w:pPr>
             <w:r>
               <w:rPr>
+                <w:color w:val="000000"/>
                 <w:sz w:val="18"/>
               </w:rPr>
               <w:t>复合键/防扇出测试</w:t>
@@ -671,7 +938,15 @@
         </w:trPr>
         <w:tc>
           <w:tcPr>
-            <w:tcW w:type="dxa" w:w="3213"/>
+            <w:tcW w:type="dxa" w:w="2154"/>
+            <w:vAlign w:val="center"/>
+            <w:shd w:fill="FFFFFF"/>
+            <w:tcMar>
+              <w:top w:w="100" w:type="dxa"/>
+              <w:bottom w:w="100" w:type="dxa"/>
+              <w:left w:w="120" w:type="dxa"/>
+              <w:right w:w="120" w:type="dxa"/>
+            </w:tcMar>
           </w:tcPr>
           <w:p>
             <w:pPr>
@@ -679,6 +954,7 @@
             </w:pPr>
             <w:r>
               <w:rPr>
+                <w:color w:val="000000"/>
                 <w:sz w:val="18"/>
               </w:rPr>
               <w:t>币种冲突</w:t>
@@ -687,7 +963,15 @@
         </w:tc>
         <w:tc>
           <w:tcPr>
-            <w:tcW w:type="dxa" w:w="3213"/>
+            <w:tcW w:type="dxa" w:w="3118"/>
+            <w:vAlign w:val="center"/>
+            <w:shd w:fill="FFFFFF"/>
+            <w:tcMar>
+              <w:top w:w="100" w:type="dxa"/>
+              <w:bottom w:w="100" w:type="dxa"/>
+              <w:left w:w="120" w:type="dxa"/>
+              <w:right w:w="120" w:type="dxa"/>
+            </w:tcMar>
           </w:tcPr>
           <w:p>
             <w:pPr>
@@ -695,6 +979,7 @@
             </w:pPr>
             <w:r>
               <w:rPr>
+                <w:color w:val="000000"/>
                 <w:sz w:val="18"/>
               </w:rPr>
               <w:t>停止计算</w:t>
@@ -703,7 +988,15 @@
         </w:tc>
         <w:tc>
           <w:tcPr>
-            <w:tcW w:type="dxa" w:w="3213"/>
+            <w:tcW w:type="dxa" w:w="4365"/>
+            <w:vAlign w:val="center"/>
+            <w:shd w:fill="FFFFFF"/>
+            <w:tcMar>
+              <w:top w:w="100" w:type="dxa"/>
+              <w:bottom w:w="100" w:type="dxa"/>
+              <w:left w:w="120" w:type="dxa"/>
+              <w:right w:w="120" w:type="dxa"/>
+            </w:tcMar>
           </w:tcPr>
           <w:p>
             <w:pPr>
@@ -711,6 +1004,7 @@
             </w:pPr>
             <w:r>
               <w:rPr>
+                <w:color w:val="000000"/>
                 <w:sz w:val="18"/>
               </w:rPr>
               <w:t>单位契约</w:t>
@@ -724,7 +1018,15 @@
         </w:trPr>
         <w:tc>
           <w:tcPr>
-            <w:tcW w:type="dxa" w:w="3213"/>
+            <w:tcW w:type="dxa" w:w="2154"/>
+            <w:vAlign w:val="center"/>
+            <w:shd w:fill="F3F6F8"/>
+            <w:tcMar>
+              <w:top w:w="100" w:type="dxa"/>
+              <w:bottom w:w="100" w:type="dxa"/>
+              <w:left w:w="120" w:type="dxa"/>
+              <w:right w:w="120" w:type="dxa"/>
+            </w:tcMar>
           </w:tcPr>
           <w:p>
             <w:pPr>
@@ -732,6 +1034,7 @@
             </w:pPr>
             <w:r>
               <w:rPr>
+                <w:color w:val="000000"/>
                 <w:sz w:val="18"/>
               </w:rPr>
               <w:t>API鉴权失败</w:t>
@@ -740,7 +1043,15 @@
         </w:tc>
         <w:tc>
           <w:tcPr>
-            <w:tcW w:type="dxa" w:w="3213"/>
+            <w:tcW w:type="dxa" w:w="3118"/>
+            <w:vAlign w:val="center"/>
+            <w:shd w:fill="F3F6F8"/>
+            <w:tcMar>
+              <w:top w:w="100" w:type="dxa"/>
+              <w:bottom w:w="100" w:type="dxa"/>
+              <w:left w:w="120" w:type="dxa"/>
+              <w:right w:w="120" w:type="dxa"/>
+            </w:tcMar>
           </w:tcPr>
           <w:p>
             <w:pPr>
@@ -748,6 +1059,7 @@
             </w:pPr>
             <w:r>
               <w:rPr>
+                <w:color w:val="000000"/>
                 <w:sz w:val="18"/>
               </w:rPr>
               <w:t>明确回退或停止</w:t>
@@ -756,7 +1068,15 @@
         </w:tc>
         <w:tc>
           <w:tcPr>
-            <w:tcW w:type="dxa" w:w="3213"/>
+            <w:tcW w:type="dxa" w:w="4365"/>
+            <w:vAlign w:val="center"/>
+            <w:shd w:fill="F3F6F8"/>
+            <w:tcMar>
+              <w:top w:w="100" w:type="dxa"/>
+              <w:bottom w:w="100" w:type="dxa"/>
+              <w:left w:w="120" w:type="dxa"/>
+              <w:right w:w="120" w:type="dxa"/>
+            </w:tcMar>
           </w:tcPr>
           <w:p>
             <w:pPr>
@@ -764,6 +1084,7 @@
             </w:pPr>
             <w:r>
               <w:rPr>
+                <w:color w:val="000000"/>
                 <w:sz w:val="18"/>
               </w:rPr>
               <w:t>401脱敏探测</w:t>
@@ -772,6 +1093,14 @@
         </w:tc>
       </w:tr>
     </w:tbl>
+    <w:p>
+      <w:pPr>
+        <w:spacing w:after="160" w:line="300" w:lineRule="auto"/>
+      </w:pPr>
+      <w:r>
+        <w:t>同一组十项实际临时副本故障首次4/10，修复后10/10；原文件篡改或缺失停止旧切片与公式链，SQL缺库/锁定停止后步，硬kill子服务重启后五轮和pending澄清继续，会话锁503后解锁保留原历史。仅为开发审计，不代表掉电容灾。</w:t>
+      </w:r>
+    </w:p>
     <w:p>
       <w:pPr>
         <w:spacing w:after="160" w:line="300" w:lineRule="auto"/>
@@ -786,7 +1115,7 @@
         <w:spacing w:after="160" w:line="300" w:lineRule="auto"/>
       </w:pPr>
       <w:r>
-        <w:t>检索深化：语义召回与实体边界</w:t>
+        <w:t>检索深化 语义召回与实体边界</w:t>
       </w:r>
     </w:p>
     <w:p>
@@ -810,7 +1139,7 @@
         <w:spacing w:after="160" w:line="300" w:lineRule="auto"/>
       </w:pPr>
       <w:r>
-        <w:t>编号和无编号全局语义评测分开，500页全局语义热P50=541.472ms、P95=616.101ms。首轮编码约16.1s，不应选取极快编号路径隐藏冷启动成本。</w:t>
+        <w:t>编号和无编号全局语义评测分开。500页全局语义热P50=523.822ms、P95=618.806ms，首次全局回答5.390s。来源选中后核验；首次全局、首载模型与热缓存单列，不以编号快速路径替代一般语义延迟。新旧环境/缓存不同，不宣称固定倍数加速。</w:t>
       </w:r>
     </w:p>
     <w:p>
@@ -867,12 +1196,21 @@
       <w:tblPr>
         <w:tblStyle w:val="LightShading-Accent1"/>
         <w:tblW w:type="auto" w:w="0"/>
+        <w:tblLayout w:type="fixed"/>
         <w:tblLook w:firstColumn="1" w:firstRow="1" w:lastColumn="0" w:lastRow="0" w:noHBand="0" w:noVBand="1" w:val="04A0"/>
+        <w:tblBorders>
+          <w:top w:val="single" w:sz="4" w:color="D9D9D9"/>
+          <w:left w:val="single" w:sz="4" w:color="D9D9D9"/>
+          <w:bottom w:val="single" w:sz="4" w:color="D9D9D9"/>
+          <w:right w:val="single" w:sz="4" w:color="D9D9D9"/>
+          <w:insideH w:val="single" w:sz="4" w:color="D9D9D9"/>
+          <w:insideV w:val="single" w:sz="4" w:color="D9D9D9"/>
+        </w:tblBorders>
       </w:tblPr>
       <w:tblGrid>
-        <w:gridCol w:w="3213"/>
-        <w:gridCol w:w="3213"/>
-        <w:gridCol w:w="3213"/>
+        <w:gridCol w:w="2154"/>
+        <w:gridCol w:w="3118"/>
+        <w:gridCol w:w="4365"/>
       </w:tblGrid>
       <w:tr>
         <w:trPr>
@@ -881,14 +1219,24 @@
         </w:trPr>
         <w:tc>
           <w:tcPr>
-            <w:tcW w:type="dxa" w:w="3213"/>
+            <w:tcW w:type="dxa" w:w="2154"/>
+            <w:vAlign w:val="center"/>
+            <w:shd w:fill="172A3A"/>
+            <w:tcMar>
+              <w:top w:w="100" w:type="dxa"/>
+              <w:bottom w:w="100" w:type="dxa"/>
+              <w:left w:w="120" w:type="dxa"/>
+              <w:right w:w="120" w:type="dxa"/>
+            </w:tcMar>
           </w:tcPr>
           <w:p>
             <w:pPr>
+              <w:keepNext/>
               <w:spacing w:after="100" w:line="264" w:lineRule="auto"/>
             </w:pPr>
             <w:r>
               <w:rPr>
+                <w:color w:val="FFFFFF"/>
                 <w:sz w:val="18"/>
               </w:rPr>
               <w:t>消融</w:t>
@@ -897,14 +1245,24 @@
         </w:tc>
         <w:tc>
           <w:tcPr>
-            <w:tcW w:type="dxa" w:w="3213"/>
+            <w:tcW w:type="dxa" w:w="3118"/>
+            <w:vAlign w:val="center"/>
+            <w:shd w:fill="172A3A"/>
+            <w:tcMar>
+              <w:top w:w="100" w:type="dxa"/>
+              <w:bottom w:w="100" w:type="dxa"/>
+              <w:left w:w="120" w:type="dxa"/>
+              <w:right w:w="120" w:type="dxa"/>
+            </w:tcMar>
           </w:tcPr>
           <w:p>
             <w:pPr>
+              <w:keepNext/>
               <w:spacing w:after="100" w:line="264" w:lineRule="auto"/>
             </w:pPr>
             <w:r>
               <w:rPr>
+                <w:color w:val="FFFFFF"/>
                 <w:sz w:val="18"/>
               </w:rPr>
               <w:t>比较对象</w:t>
@@ -913,14 +1271,24 @@
         </w:tc>
         <w:tc>
           <w:tcPr>
-            <w:tcW w:type="dxa" w:w="3213"/>
+            <w:tcW w:type="dxa" w:w="4365"/>
+            <w:vAlign w:val="center"/>
+            <w:shd w:fill="172A3A"/>
+            <w:tcMar>
+              <w:top w:w="100" w:type="dxa"/>
+              <w:bottom w:w="100" w:type="dxa"/>
+              <w:left w:w="120" w:type="dxa"/>
+              <w:right w:w="120" w:type="dxa"/>
+            </w:tcMar>
           </w:tcPr>
           <w:p>
             <w:pPr>
+              <w:keepNext/>
               <w:spacing w:after="100" w:line="264" w:lineRule="auto"/>
             </w:pPr>
             <w:r>
               <w:rPr>
+                <w:color w:val="FFFFFF"/>
                 <w:sz w:val="18"/>
               </w:rPr>
               <w:t>指标</w:t>
@@ -934,7 +1302,15 @@
         </w:trPr>
         <w:tc>
           <w:tcPr>
-            <w:tcW w:type="dxa" w:w="3213"/>
+            <w:tcW w:type="dxa" w:w="2154"/>
+            <w:vAlign w:val="center"/>
+            <w:shd w:fill="F3F6F8"/>
+            <w:tcMar>
+              <w:top w:w="100" w:type="dxa"/>
+              <w:bottom w:w="100" w:type="dxa"/>
+              <w:left w:w="120" w:type="dxa"/>
+              <w:right w:w="120" w:type="dxa"/>
+            </w:tcMar>
           </w:tcPr>
           <w:p>
             <w:pPr>
@@ -942,6 +1318,7 @@
             </w:pPr>
             <w:r>
               <w:rPr>
+                <w:color w:val="000000"/>
                 <w:sz w:val="18"/>
               </w:rPr>
               <w:t>移除Dense</w:t>
@@ -950,7 +1327,15 @@
         </w:tc>
         <w:tc>
           <w:tcPr>
-            <w:tcW w:type="dxa" w:w="3213"/>
+            <w:tcW w:type="dxa" w:w="3118"/>
+            <w:vAlign w:val="center"/>
+            <w:shd w:fill="F3F6F8"/>
+            <w:tcMar>
+              <w:top w:w="100" w:type="dxa"/>
+              <w:bottom w:w="100" w:type="dxa"/>
+              <w:left w:w="120" w:type="dxa"/>
+              <w:right w:w="120" w:type="dxa"/>
+            </w:tcMar>
           </w:tcPr>
           <w:p>
             <w:pPr>
@@ -958,6 +1343,7 @@
             </w:pPr>
             <w:r>
               <w:rPr>
+                <w:color w:val="000000"/>
                 <w:sz w:val="18"/>
               </w:rPr>
               <w:t>BM25与混合检索</w:t>
@@ -966,7 +1352,15 @@
         </w:tc>
         <w:tc>
           <w:tcPr>
-            <w:tcW w:type="dxa" w:w="3213"/>
+            <w:tcW w:type="dxa" w:w="4365"/>
+            <w:vAlign w:val="center"/>
+            <w:shd w:fill="F3F6F8"/>
+            <w:tcMar>
+              <w:top w:w="100" w:type="dxa"/>
+              <w:bottom w:w="100" w:type="dxa"/>
+              <w:left w:w="120" w:type="dxa"/>
+              <w:right w:w="120" w:type="dxa"/>
+            </w:tcMar>
           </w:tcPr>
           <w:p>
             <w:pPr>
@@ -974,6 +1368,7 @@
             </w:pPr>
             <w:r>
               <w:rPr>
+                <w:color w:val="000000"/>
                 <w:sz w:val="18"/>
               </w:rPr>
               <w:t>Recall@k、来源准确率</w:t>
@@ -987,7 +1382,15 @@
         </w:trPr>
         <w:tc>
           <w:tcPr>
-            <w:tcW w:type="dxa" w:w="3213"/>
+            <w:tcW w:type="dxa" w:w="2154"/>
+            <w:vAlign w:val="center"/>
+            <w:shd w:fill="FFFFFF"/>
+            <w:tcMar>
+              <w:top w:w="100" w:type="dxa"/>
+              <w:bottom w:w="100" w:type="dxa"/>
+              <w:left w:w="120" w:type="dxa"/>
+              <w:right w:w="120" w:type="dxa"/>
+            </w:tcMar>
           </w:tcPr>
           <w:p>
             <w:pPr>
@@ -995,6 +1398,7 @@
             </w:pPr>
             <w:r>
               <w:rPr>
+                <w:color w:val="000000"/>
                 <w:sz w:val="18"/>
               </w:rPr>
               <w:t>移除编号守卫</w:t>
@@ -1003,7 +1407,15 @@
         </w:tc>
         <w:tc>
           <w:tcPr>
-            <w:tcW w:type="dxa" w:w="3213"/>
+            <w:tcW w:type="dxa" w:w="3118"/>
+            <w:vAlign w:val="center"/>
+            <w:shd w:fill="FFFFFF"/>
+            <w:tcMar>
+              <w:top w:w="100" w:type="dxa"/>
+              <w:bottom w:w="100" w:type="dxa"/>
+              <w:left w:w="120" w:type="dxa"/>
+              <w:right w:w="120" w:type="dxa"/>
+            </w:tcMar>
           </w:tcPr>
           <w:p>
             <w:pPr>
@@ -1011,6 +1423,7 @@
             </w:pPr>
             <w:r>
               <w:rPr>
+                <w:color w:val="000000"/>
                 <w:sz w:val="18"/>
               </w:rPr>
               <w:t>近似编号冲突题</w:t>
@@ -1019,7 +1432,15 @@
         </w:tc>
         <w:tc>
           <w:tcPr>
-            <w:tcW w:type="dxa" w:w="3213"/>
+            <w:tcW w:type="dxa" w:w="4365"/>
+            <w:vAlign w:val="center"/>
+            <w:shd w:fill="FFFFFF"/>
+            <w:tcMar>
+              <w:top w:w="100" w:type="dxa"/>
+              <w:bottom w:w="100" w:type="dxa"/>
+              <w:left w:w="120" w:type="dxa"/>
+              <w:right w:w="120" w:type="dxa"/>
+            </w:tcMar>
           </w:tcPr>
           <w:p>
             <w:pPr>
@@ -1027,6 +1448,7 @@
             </w:pPr>
             <w:r>
               <w:rPr>
+                <w:color w:val="000000"/>
                 <w:sz w:val="18"/>
               </w:rPr>
               <w:t>误引用率</w:t>
@@ -1040,7 +1462,15 @@
         </w:trPr>
         <w:tc>
           <w:tcPr>
-            <w:tcW w:type="dxa" w:w="3213"/>
+            <w:tcW w:type="dxa" w:w="2154"/>
+            <w:vAlign w:val="center"/>
+            <w:shd w:fill="F3F6F8"/>
+            <w:tcMar>
+              <w:top w:w="100" w:type="dxa"/>
+              <w:bottom w:w="100" w:type="dxa"/>
+              <w:left w:w="120" w:type="dxa"/>
+              <w:right w:w="120" w:type="dxa"/>
+            </w:tcMar>
           </w:tcPr>
           <w:p>
             <w:pPr>
@@ -1048,6 +1478,7 @@
             </w:pPr>
             <w:r>
               <w:rPr>
+                <w:color w:val="000000"/>
                 <w:sz w:val="18"/>
               </w:rPr>
               <w:t>移除年份/单位守卫</w:t>
@@ -1056,7 +1487,15 @@
         </w:tc>
         <w:tc>
           <w:tcPr>
-            <w:tcW w:type="dxa" w:w="3213"/>
+            <w:tcW w:type="dxa" w:w="3118"/>
+            <w:vAlign w:val="center"/>
+            <w:shd w:fill="F3F6F8"/>
+            <w:tcMar>
+              <w:top w:w="100" w:type="dxa"/>
+              <w:bottom w:w="100" w:type="dxa"/>
+              <w:left w:w="120" w:type="dxa"/>
+              <w:right w:w="120" w:type="dxa"/>
+            </w:tcMar>
           </w:tcPr>
           <w:p>
             <w:pPr>
@@ -1064,6 +1503,7 @@
             </w:pPr>
             <w:r>
               <w:rPr>
+                <w:color w:val="000000"/>
                 <w:sz w:val="18"/>
               </w:rPr>
               <w:t>冲突融合题</w:t>
@@ -1072,7 +1512,15 @@
         </w:tc>
         <w:tc>
           <w:tcPr>
-            <w:tcW w:type="dxa" w:w="3213"/>
+            <w:tcW w:type="dxa" w:w="4365"/>
+            <w:vAlign w:val="center"/>
+            <w:shd w:fill="F3F6F8"/>
+            <w:tcMar>
+              <w:top w:w="100" w:type="dxa"/>
+              <w:bottom w:w="100" w:type="dxa"/>
+              <w:left w:w="120" w:type="dxa"/>
+              <w:right w:w="120" w:type="dxa"/>
+            </w:tcMar>
           </w:tcPr>
           <w:p>
             <w:pPr>
@@ -1080,6 +1528,7 @@
             </w:pPr>
             <w:r>
               <w:rPr>
+                <w:color w:val="000000"/>
                 <w:sz w:val="18"/>
               </w:rPr>
               <w:t>危险计算率</w:t>
@@ -1093,7 +1542,15 @@
         </w:trPr>
         <w:tc>
           <w:tcPr>
-            <w:tcW w:type="dxa" w:w="3213"/>
+            <w:tcW w:type="dxa" w:w="2154"/>
+            <w:vAlign w:val="center"/>
+            <w:shd w:fill="FFFFFF"/>
+            <w:tcMar>
+              <w:top w:w="100" w:type="dxa"/>
+              <w:bottom w:w="100" w:type="dxa"/>
+              <w:left w:w="120" w:type="dxa"/>
+              <w:right w:w="120" w:type="dxa"/>
+            </w:tcMar>
           </w:tcPr>
           <w:p>
             <w:pPr>
@@ -1101,6 +1558,7 @@
             </w:pPr>
             <w:r>
               <w:rPr>
+                <w:color w:val="000000"/>
                 <w:sz w:val="18"/>
               </w:rPr>
               <w:t>关闭OCR增强</w:t>
@@ -1109,7 +1567,15 @@
         </w:tc>
         <w:tc>
           <w:tcPr>
-            <w:tcW w:type="dxa" w:w="3213"/>
+            <w:tcW w:type="dxa" w:w="3118"/>
+            <w:vAlign w:val="center"/>
+            <w:shd w:fill="FFFFFF"/>
+            <w:tcMar>
+              <w:top w:w="100" w:type="dxa"/>
+              <w:bottom w:w="100" w:type="dxa"/>
+              <w:left w:w="120" w:type="dxa"/>
+              <w:right w:w="120" w:type="dxa"/>
+            </w:tcMar>
           </w:tcPr>
           <w:p>
             <w:pPr>
@@ -1117,6 +1583,7 @@
             </w:pPr>
             <w:r>
               <w:rPr>
+                <w:color w:val="000000"/>
                 <w:sz w:val="18"/>
               </w:rPr>
               <w:t>同文档成对扰动</w:t>
@@ -1125,7 +1592,15 @@
         </w:tc>
         <w:tc>
           <w:tcPr>
-            <w:tcW w:type="dxa" w:w="3213"/>
+            <w:tcW w:type="dxa" w:w="4365"/>
+            <w:vAlign w:val="center"/>
+            <w:shd w:fill="FFFFFF"/>
+            <w:tcMar>
+              <w:top w:w="100" w:type="dxa"/>
+              <w:bottom w:w="100" w:type="dxa"/>
+              <w:left w:w="120" w:type="dxa"/>
+              <w:right w:w="120" w:type="dxa"/>
+            </w:tcMar>
           </w:tcPr>
           <w:p>
             <w:pPr>
@@ -1133,6 +1608,7 @@
             </w:pPr>
             <w:r>
               <w:rPr>
+                <w:color w:val="000000"/>
                 <w:sz w:val="18"/>
               </w:rPr>
               <w:t>关键事实正确率</w:t>
@@ -1146,7 +1622,15 @@
         </w:trPr>
         <w:tc>
           <w:tcPr>
-            <w:tcW w:type="dxa" w:w="3213"/>
+            <w:tcW w:type="dxa" w:w="2154"/>
+            <w:vAlign w:val="center"/>
+            <w:shd w:fill="F3F6F8"/>
+            <w:tcMar>
+              <w:top w:w="100" w:type="dxa"/>
+              <w:bottom w:w="100" w:type="dxa"/>
+              <w:left w:w="120" w:type="dxa"/>
+              <w:right w:w="120" w:type="dxa"/>
+            </w:tcMar>
           </w:tcPr>
           <w:p>
             <w:pPr>
@@ -1154,6 +1638,7 @@
             </w:pPr>
             <w:r>
               <w:rPr>
+                <w:color w:val="000000"/>
                 <w:sz w:val="18"/>
               </w:rPr>
               <w:t>关闭结构会话</w:t>
@@ -1162,7 +1647,15 @@
         </w:tc>
         <w:tc>
           <w:tcPr>
-            <w:tcW w:type="dxa" w:w="3213"/>
+            <w:tcW w:type="dxa" w:w="3118"/>
+            <w:vAlign w:val="center"/>
+            <w:shd w:fill="F3F6F8"/>
+            <w:tcMar>
+              <w:top w:w="100" w:type="dxa"/>
+              <w:bottom w:w="100" w:type="dxa"/>
+              <w:left w:w="120" w:type="dxa"/>
+              <w:right w:w="120" w:type="dxa"/>
+            </w:tcMar>
           </w:tcPr>
           <w:p>
             <w:pPr>
@@ -1170,6 +1663,7 @@
             </w:pPr>
             <w:r>
               <w:rPr>
+                <w:color w:val="000000"/>
                 <w:sz w:val="18"/>
               </w:rPr>
               <w:t>五轮条件变化</w:t>
@@ -1178,7 +1672,15 @@
         </w:tc>
         <w:tc>
           <w:tcPr>
-            <w:tcW w:type="dxa" w:w="3213"/>
+            <w:tcW w:type="dxa" w:w="4365"/>
+            <w:vAlign w:val="center"/>
+            <w:shd w:fill="F3F6F8"/>
+            <w:tcMar>
+              <w:top w:w="100" w:type="dxa"/>
+              <w:bottom w:w="100" w:type="dxa"/>
+              <w:left w:w="120" w:type="dxa"/>
+              <w:right w:w="120" w:type="dxa"/>
+            </w:tcMar>
           </w:tcPr>
           <w:p>
             <w:pPr>
@@ -1186,6 +1688,7 @@
             </w:pPr>
             <w:r>
               <w:rPr>
+                <w:color w:val="000000"/>
                 <w:sz w:val="18"/>
               </w:rPr>
               <w:t>每轮执行准确率</w:t>
@@ -1208,7 +1711,7 @@
         <w:spacing w:after="160" w:line="300" w:lineRule="auto"/>
       </w:pPr>
       <w:r>
-        <w:t>部署、成本与生产前置</w:t>
+        <w:t>部署 成本与生产前置</w:t>
       </w:r>
     </w:p>
     <w:p>
@@ -1659,7 +2162,7 @@
     <w:rsid w:val="00FC693F"/>
     <w:rPr>
       <w:rFonts w:ascii="Microsoft YaHei" w:hAnsi="Microsoft YaHei" w:eastAsia="Microsoft YaHei"/>
-      <w:color w:val="172A3A"/>
+      <w:color w:val="000000"/>
       <w:sz w:val="22"/>
     </w:rPr>
   </w:style>
@@ -1725,7 +2228,7 @@
       <w:rFonts w:asciiTheme="majorHAnsi" w:eastAsiaTheme="majorEastAsia" w:hAnsiTheme="majorHAnsi" w:cstheme="majorBidi" w:ascii="Microsoft YaHei" w:hAnsi="Microsoft YaHei" w:eastAsia="Microsoft YaHei"/>
       <w:b/>
       <w:bCs/>
-      <w:color w:val="172A3A"/>
+      <w:color w:val="000000"/>
       <w:sz w:val="38"/>
       <w:szCs w:val="28"/>
     </w:rPr>
@@ -1749,7 +2252,7 @@
       <w:rFonts w:asciiTheme="majorHAnsi" w:eastAsiaTheme="majorEastAsia" w:hAnsiTheme="majorHAnsi" w:cstheme="majorBidi" w:ascii="Microsoft YaHei" w:hAnsi="Microsoft YaHei" w:eastAsia="Microsoft YaHei"/>
       <w:b/>
       <w:bCs/>
-      <w:color w:val="172A3A"/>
+      <w:color w:val="000000"/>
       <w:sz w:val="24"/>
       <w:szCs w:val="26"/>
     </w:rPr>
@@ -2004,15 +2507,12 @@
     <w:qFormat/>
     <w:rsid w:val="00FC693F"/>
     <w:pPr>
-      <w:pBdr>
-        <w:bottom w:val="single" w:sz="8" w:space="4" w:color="4F81BD" w:themeColor="accent1"/>
-      </w:pBdr>
       <w:spacing w:after="300" w:line="240" w:lineRule="auto"/>
       <w:contextualSpacing/>
     </w:pPr>
     <w:rPr>
       <w:rFonts w:asciiTheme="majorHAnsi" w:eastAsiaTheme="majorEastAsia" w:hAnsiTheme="majorHAnsi" w:cstheme="majorBidi" w:ascii="Microsoft YaHei" w:hAnsi="Microsoft YaHei" w:eastAsia="Microsoft YaHei"/>
-      <w:color w:val="172A3A"/>
+      <w:color w:val="000000"/>
       <w:spacing w:val="5"/>
       <w:kern w:val="28"/>
       <w:sz w:val="60"/>
@@ -2051,7 +2551,7 @@
       <w:rFonts w:asciiTheme="majorHAnsi" w:eastAsiaTheme="majorEastAsia" w:hAnsiTheme="majorHAnsi" w:cstheme="majorBidi" w:ascii="Microsoft YaHei" w:hAnsi="Microsoft YaHei" w:eastAsia="Microsoft YaHei"/>
       <w:i/>
       <w:iCs/>
-      <w:color w:val="172A3A"/>
+      <w:color w:val="000000"/>
       <w:spacing w:val="15"/>
       <w:sz w:val="24"/>
       <w:szCs w:val="24"/>

--- a/delivery/03-finals-technical-report.docx
+++ b/delivery/03-finals-technical-report.docx
@@ -1735,7 +1735,7 @@
         <w:spacing w:after="160" w:line="300" w:lineRule="auto"/>
       </w:pPr>
       <w:r>
-        <w:t>API成本当前未取得有效usage，后续按每题token、工具调用次数、缓存命中及重试统计。压缩包验收使用已有Python环境，不是无依赖离线安装镜像。</w:t>
+        <w:t>真实评测准备44题，SQL内部也接真实规划器；每题汇总路由、生成、SQL及重试，usage缺失保持未知。唯一预检401，题目未执行，不估费用。压缩包不是无依赖离线安装镜像。</w:t>
       </w:r>
     </w:p>
     <w:p>
